--- a/samples/ตัวอย่าง-ใบเสนอราคา.docx
+++ b/samples/ตัวอย่าง-ใบเสนอราคา.docx
@@ -19,7 +19,7 @@
         <w:jc w:val="center"/>
       </w:pPr>
       <w:r>
-        <w:t>บริษัท {{ชื่อบริษัทเรา}} · โทร {{เบอร์ติดต่อ}}</w:t>
+        <w:t>บริษัท {{ชื่อบริษัทเรา}}  โทร {{เบอร์ติดต่อ}}</w:t>
       </w:r>
     </w:p>
     <w:p/>
